--- a/testkit/parity/pdfium/05_memo.docx
+++ b/testkit/parity/pdfium/05_memo.docx
@@ -191,10 +191,33 @@
     </w:p>
     <w:p>
       <w:pPr>
-        <w:spacing w:before="180" w:after="0" w:lineRule="exact" w:line="244"/>
-        <w:ind w:left="348"/>
+        <w:tabs>
+          <w:tab w:pos="348" w:val="left"/>
+        </w:tabs>
+        <w:spacing w:before="182" w:after="0" w:lineRule="exact" w:line="278"/>
+        <w:ind w:left="348" w:hanging="348"/>
         <w:jc w:val="left"/>
       </w:pPr>
+      <w:r>
+        <w:rPr>
+          <w:rFonts w:ascii="Arial" w:hAnsi="Arial" w:cs="Arial" w:eastAsia="Arial"/>
+          <w:b w:val="0"/>
+          <w:i w:val="0"/>
+          <w:color w:val="000000"/>
+          <w:sz w:val="24"/>
+        </w:rPr>
+        <w:t>•</w:t>
+      </w:r>
+      <w:r>
+        <w:rPr>
+          <w:rFonts w:ascii="Arial" w:hAnsi="Arial" w:cs="Arial" w:eastAsia="Arial"/>
+          <w:b w:val="0"/>
+          <w:i w:val="0"/>
+          <w:color w:val="000000"/>
+          <w:sz w:val="24"/>
+        </w:rPr>
+        <w:tab/>
+      </w:r>
       <w:r>
         <w:rPr>
           <w:rFonts w:ascii="Arial" w:hAnsi="Arial" w:cs="Arial" w:eastAsia="Arial"/>
@@ -208,19 +231,9 @@
     </w:p>
     <w:p>
       <w:pPr>
-        <w:spacing w:before="0" w:after="0" w:lineRule="exact" w:line="430"/>
+        <w:spacing w:before="180" w:after="0" w:lineRule="exact" w:line="244"/>
         <w:jc w:val="left"/>
       </w:pPr>
-      <w:r>
-        <w:rPr>
-          <w:rFonts w:ascii="Arial" w:hAnsi="Arial" w:cs="Arial" w:eastAsia="Arial"/>
-          <w:b w:val="0"/>
-          <w:i w:val="0"/>
-          <w:color w:val="000000"/>
-          <w:sz w:val="24"/>
-        </w:rPr>
-        <w:t xml:space="preserve">• </w:t>
-      </w:r>
       <w:r>
         <w:rPr>
           <w:rFonts w:ascii="Arial" w:hAnsi="Arial" w:cs="Arial" w:eastAsia="Arial"/>
